--- a/content/comp1913/files/AmEgg_Speech_Script.docx
+++ b/content/comp1913/files/AmEgg_Speech_Script.docx
@@ -1256,7 +1256,19 @@
         <w:rPr>
           <w:b/>
         </w:rPr>
-        <w:t xml:space="preserve">We also read the words in the case. We put them into themes. Red bars are risks. Green bars are chances. Price changes appear for seven companies. Animal disease appears for six. </w:t>
+        <w:t xml:space="preserve">We also read the words in the case. We put them into themes. Red bars are risks. Green bars are </w:t>
+      </w:r>
+      <w:r>
+        <w:rPr>
+          <w:b/>
+        </w:rPr>
+        <w:t>opportunities</w:t>
+      </w:r>
+      <w:r>
+        <w:rPr>
+          <w:b/>
+        </w:rPr>
+        <w:t xml:space="preserve">. Price changes appear for seven companies. Animal disease appears for six. </w:t>
       </w:r>
       <w:proofErr w:type="gramStart"/>
       <w:r>
@@ -1880,6 +1892,11 @@
       </w:r>
     </w:p>
     <w:p>
+      <w:pPr>
+        <w:rPr>
+          <w:b/>
+        </w:rPr>
+      </w:pPr>
       <w:r>
         <w:rPr>
           <w:b/>
@@ -1891,7 +1908,7 @@
           <w:rFonts w:hint="eastAsia"/>
           <w:b/>
         </w:rPr>
-        <w:t>、</w:t>
+        <w:t>：</w:t>
       </w:r>
       <w:r>
         <w:rPr>
